--- a/docs/REQUIREMENTS_SPEC.docx
+++ b/docs/REQUIREMENTS_SPEC.docx
@@ -43,7 +43,7 @@
         <w:pStyle w:val="FirstParagraph"/>
       </w:pPr>
       <w:r>
-        <w:t xml:space="preserve">Version 3.2.0 · Updated 2026-05-24 · Author: Valverde · Supersedes</w:t>
+        <w:t xml:space="preserve">Version 3.2.1 · Updated 2026-05-24 · Author: Valverde · Supersedes</w:t>
       </w:r>
       <w:r>
         <w:t xml:space="preserve"> </w:t>
@@ -61,7 +61,532 @@
         <w:t xml:space="preserve"> </w:t>
       </w:r>
       <w:r>
-        <w:t xml:space="preserve">+ v1, v2, v3.0, v3.1 of this spec</w:t>
+        <w:t xml:space="preserve">+ v1, v2, v3.0, v3.1, v3.2.0 of this spec</w:t>
+      </w:r>
+    </w:p>
+    <w:p>
+      <w:pPr>
+        <w:pStyle w:val="BodyText"/>
+      </w:pPr>
+      <w:r>
+        <w:rPr>
+          <w:b/>
+        </w:rPr>
+        <w:t xml:space="preserve">v3.2.1 changes summary (multi-platform setup + update ergonomics):</w:t>
+      </w:r>
+      <w:r>
+        <w:t xml:space="preserve"> </w:t>
+      </w:r>
+      <w:r>
+        <w:t xml:space="preserve">-</w:t>
+      </w:r>
+      <w:r>
+        <w:t xml:space="preserve"> </w:t>
+      </w:r>
+      <w:r>
+        <w:rPr>
+          <w:b/>
+        </w:rPr>
+        <w:t xml:space="preserve">Bootstrap</w:t>
+      </w:r>
+      <w:r>
+        <w:t xml:space="preserve"> </w:t>
+      </w:r>
+      <w:r>
+        <w:t xml:space="preserve">— Cross-platform Python 3 detection. The script now tries</w:t>
+      </w:r>
+      <w:r>
+        <w:t xml:space="preserve"> </w:t>
+      </w:r>
+      <w:r>
+        <w:rPr>
+          <w:rStyle w:val="VerbatimChar"/>
+        </w:rPr>
+        <w:t xml:space="preserve">python3</w:t>
+      </w:r>
+      <w:r>
+        <w:t xml:space="preserve"> </w:t>
+      </w:r>
+      <w:r>
+        <w:t xml:space="preserve">first, falls back to</w:t>
+      </w:r>
+      <w:r>
+        <w:t xml:space="preserve"> </w:t>
+      </w:r>
+      <w:r>
+        <w:rPr>
+          <w:rStyle w:val="VerbatimChar"/>
+        </w:rPr>
+        <w:t xml:space="preserve">python</w:t>
+      </w:r>
+      <w:r>
+        <w:t xml:space="preserve"> </w:t>
+      </w:r>
+      <w:r>
+        <w:t xml:space="preserve">(verifying it’s Python 3.x), and on Windows Git Bash auto-creates a</w:t>
+      </w:r>
+      <w:r>
+        <w:t xml:space="preserve"> </w:t>
+      </w:r>
+      <w:r>
+        <w:rPr>
+          <w:rStyle w:val="VerbatimChar"/>
+        </w:rPr>
+        <w:t xml:space="preserve">python3.exe</w:t>
+      </w:r>
+      <w:r>
+        <w:t xml:space="preserve"> </w:t>
+      </w:r>
+      <w:r>
+        <w:t xml:space="preserve">shim alongside</w:t>
+      </w:r>
+      <w:r>
+        <w:t xml:space="preserve"> </w:t>
+      </w:r>
+      <w:r>
+        <w:rPr>
+          <w:rStyle w:val="VerbatimChar"/>
+        </w:rPr>
+        <w:t xml:space="preserve">python.exe</w:t>
+      </w:r>
+      <w:r>
+        <w:t xml:space="preserve"> </w:t>
+      </w:r>
+      <w:r>
+        <w:t xml:space="preserve">when only</w:t>
+      </w:r>
+      <w:r>
+        <w:t xml:space="preserve"> </w:t>
+      </w:r>
+      <w:r>
+        <w:rPr>
+          <w:rStyle w:val="VerbatimChar"/>
+        </w:rPr>
+        <w:t xml:space="preserve">python</w:t>
+      </w:r>
+      <w:r>
+        <w:t xml:space="preserve"> </w:t>
+      </w:r>
+      <w:r>
+        <w:t xml:space="preserve">is available. Fails fast with a platform-specific install command if no Python 3 is found.</w:t>
+      </w:r>
+      <w:r>
+        <w:t xml:space="preserve"> </w:t>
+      </w:r>
+      <w:r>
+        <w:t xml:space="preserve">-</w:t>
+      </w:r>
+      <w:r>
+        <w:t xml:space="preserve"> </w:t>
+      </w:r>
+      <w:r>
+        <w:rPr>
+          <w:b/>
+        </w:rPr>
+        <w:t xml:space="preserve">Bootstrap</w:t>
+      </w:r>
+      <w:r>
+        <w:t xml:space="preserve"> </w:t>
+      </w:r>
+      <w:r>
+        <w:t xml:space="preserve">—</w:t>
+      </w:r>
+      <w:r>
+        <w:t xml:space="preserve"> </w:t>
+      </w:r>
+      <w:r>
+        <w:rPr>
+          <w:rStyle w:val="VerbatimChar"/>
+        </w:rPr>
+        <w:t xml:space="preserve">&lt;github-owner&gt;</w:t>
+      </w:r>
+      <w:r>
+        <w:t xml:space="preserve"> </w:t>
+      </w:r>
+      <w:r>
+        <w:t xml:space="preserve">placeholder replaced with</w:t>
+      </w:r>
+      <w:r>
+        <w:t xml:space="preserve"> </w:t>
+      </w:r>
+      <w:r>
+        <w:rPr>
+          <w:rStyle w:val="VerbatimChar"/>
+        </w:rPr>
+        <w:t xml:space="preserve">valverdesolera</w:t>
+      </w:r>
+      <w:r>
+        <w:t xml:space="preserve"> </w:t>
+      </w:r>
+      <w:r>
+        <w:t xml:space="preserve">in</w:t>
+      </w:r>
+      <w:r>
+        <w:t xml:space="preserve"> </w:t>
+      </w:r>
+      <w:r>
+        <w:rPr>
+          <w:rStyle w:val="VerbatimChar"/>
+        </w:rPr>
+        <w:t xml:space="preserve">--print-plugins</w:t>
+      </w:r>
+      <w:r>
+        <w:t xml:space="preserve"> </w:t>
+      </w:r>
+      <w:r>
+        <w:t xml:space="preserve">output and the</w:t>
+      </w:r>
+      <w:r>
+        <w:t xml:space="preserve"> </w:t>
+      </w:r>
+      <w:r>
+        <w:t xml:space="preserve">“</w:t>
+      </w:r>
+      <w:r>
+        <w:t xml:space="preserve">Next steps</w:t>
+      </w:r>
+      <w:r>
+        <w:t xml:space="preserve">”</w:t>
+      </w:r>
+      <w:r>
+        <w:t xml:space="preserve"> </w:t>
+      </w:r>
+      <w:r>
+        <w:t xml:space="preserve">message, now that the repo is public.</w:t>
+      </w:r>
+      <w:r>
+        <w:t xml:space="preserve"> </w:t>
+      </w:r>
+      <w:r>
+        <w:t xml:space="preserve">-</w:t>
+      </w:r>
+      <w:r>
+        <w:t xml:space="preserve"> </w:t>
+      </w:r>
+      <w:r>
+        <w:rPr>
+          <w:b/>
+        </w:rPr>
+        <w:t xml:space="preserve">Bootstrap</w:t>
+      </w:r>
+      <w:r>
+        <w:t xml:space="preserve"> </w:t>
+      </w:r>
+      <w:r>
+        <w:t xml:space="preserve">— Final-message tip pointing users at the new</w:t>
+      </w:r>
+      <w:r>
+        <w:t xml:space="preserve"> </w:t>
+      </w:r>
+      <w:r>
+        <w:rPr>
+          <w:rStyle w:val="VerbatimChar"/>
+        </w:rPr>
+        <w:t xml:space="preserve">/cco-update</w:t>
+      </w:r>
+      <w:r>
+        <w:t xml:space="preserve"> </w:t>
+      </w:r>
+      <w:r>
+        <w:t xml:space="preserve">slash-command for easier updates.</w:t>
+      </w:r>
+      <w:r>
+        <w:t xml:space="preserve"> </w:t>
+      </w:r>
+      <w:r>
+        <w:t xml:space="preserve">-</w:t>
+      </w:r>
+      <w:r>
+        <w:t xml:space="preserve"> </w:t>
+      </w:r>
+      <w:r>
+        <w:rPr>
+          <w:b/>
+        </w:rPr>
+        <w:t xml:space="preserve">New custom slash-command</w:t>
+      </w:r>
+      <w:r>
+        <w:rPr>
+          <w:b/>
+        </w:rPr>
+        <w:t xml:space="preserve"> </w:t>
+      </w:r>
+      <w:r>
+        <w:rPr>
+          <w:rStyle w:val="VerbatimChar"/>
+          <w:b/>
+        </w:rPr>
+        <w:t xml:space="preserve">/cco-update</w:t>
+      </w:r>
+      <w:r>
+        <w:t xml:space="preserve"> </w:t>
+      </w:r>
+      <w:r>
+        <w:t xml:space="preserve">— Wraps</w:t>
+      </w:r>
+      <w:r>
+        <w:t xml:space="preserve"> </w:t>
+      </w:r>
+      <w:r>
+        <w:rPr>
+          <w:rStyle w:val="VerbatimChar"/>
+        </w:rPr>
+        <w:t xml:space="preserve">/plugin marketplace update cc-orchestration</w:t>
+      </w:r>
+      <w:r>
+        <w:t xml:space="preserve"> </w:t>
+      </w:r>
+      <w:r>
+        <w:t xml:space="preserve">and</w:t>
+      </w:r>
+      <w:r>
+        <w:t xml:space="preserve"> </w:t>
+      </w:r>
+      <w:r>
+        <w:rPr>
+          <w:rStyle w:val="VerbatimChar"/>
+        </w:rPr>
+        <w:t xml:space="preserve">/plugin update claude-code-orchestration@cc-orchestration</w:t>
+      </w:r>
+      <w:r>
+        <w:t xml:space="preserve"> </w:t>
+      </w:r>
+      <w:r>
+        <w:t xml:space="preserve">into one step, with fallback to uninstall+reinstall on older Claude Code versions. Lives at</w:t>
+      </w:r>
+      <w:r>
+        <w:t xml:space="preserve"> </w:t>
+      </w:r>
+      <w:r>
+        <w:rPr>
+          <w:rStyle w:val="VerbatimChar"/>
+        </w:rPr>
+        <w:t xml:space="preserve">plugins/claude-code-orchestration/commands/cco-update.md</w:t>
+      </w:r>
+      <w:r>
+        <w:t xml:space="preserve">.</w:t>
+      </w:r>
+      <w:r>
+        <w:t xml:space="preserve"> </w:t>
+      </w:r>
+      <w:r>
+        <w:t xml:space="preserve">-</w:t>
+      </w:r>
+      <w:r>
+        <w:t xml:space="preserve"> </w:t>
+      </w:r>
+      <w:r>
+        <w:rPr>
+          <w:b/>
+        </w:rPr>
+        <w:t xml:space="preserve">CI: GitHub Actions auto-tag workflow</w:t>
+      </w:r>
+      <w:r>
+        <w:t xml:space="preserve"> </w:t>
+      </w:r>
+      <w:r>
+        <w:t xml:space="preserve">(</w:t>
+      </w:r>
+      <w:r>
+        <w:rPr>
+          <w:rStyle w:val="VerbatimChar"/>
+        </w:rPr>
+        <w:t xml:space="preserve">.github/workflows/auto-tag.yml</w:t>
+      </w:r>
+      <w:r>
+        <w:t xml:space="preserve">) watches</w:t>
+      </w:r>
+      <w:r>
+        <w:t xml:space="preserve"> </w:t>
+      </w:r>
+      <w:r>
+        <w:rPr>
+          <w:rStyle w:val="VerbatimChar"/>
+        </w:rPr>
+        <w:t xml:space="preserve">plugin.json</w:t>
+      </w:r>
+      <w:r>
+        <w:t xml:space="preserve"> </w:t>
+      </w:r>
+      <w:r>
+        <w:t xml:space="preserve">and</w:t>
+      </w:r>
+      <w:r>
+        <w:t xml:space="preserve"> </w:t>
+      </w:r>
+      <w:r>
+        <w:rPr>
+          <w:rStyle w:val="VerbatimChar"/>
+        </w:rPr>
+        <w:t xml:space="preserve">marketplace.json</w:t>
+      </w:r>
+      <w:r>
+        <w:t xml:space="preserve"> </w:t>
+      </w:r>
+      <w:r>
+        <w:t xml:space="preserve">on push to main; verifies both versions agree; auto-creates and pushes the matching</w:t>
+      </w:r>
+      <w:r>
+        <w:t xml:space="preserve"> </w:t>
+      </w:r>
+      <w:r>
+        <w:rPr>
+          <w:rStyle w:val="VerbatimChar"/>
+        </w:rPr>
+        <w:t xml:space="preserve">vX.Y.Z</w:t>
+      </w:r>
+      <w:r>
+        <w:t xml:space="preserve"> </w:t>
+      </w:r>
+      <w:r>
+        <w:t xml:space="preserve">tag. Idempotent. Eliminates manual</w:t>
+      </w:r>
+      <w:r>
+        <w:t xml:space="preserve"> </w:t>
+      </w:r>
+      <w:r>
+        <w:rPr>
+          <w:rStyle w:val="VerbatimChar"/>
+        </w:rPr>
+        <w:t xml:space="preserve">git tag</w:t>
+      </w:r>
+      <w:r>
+        <w:t xml:space="preserve"> </w:t>
+      </w:r>
+      <w:r>
+        <w:t xml:space="preserve">+</w:t>
+      </w:r>
+      <w:r>
+        <w:t xml:space="preserve"> </w:t>
+      </w:r>
+      <w:r>
+        <w:rPr>
+          <w:rStyle w:val="VerbatimChar"/>
+        </w:rPr>
+        <w:t xml:space="preserve">git push</w:t>
+      </w:r>
+      <w:r>
+        <w:t xml:space="preserve"> </w:t>
+      </w:r>
+      <w:r>
+        <w:t xml:space="preserve">step.</w:t>
+      </w:r>
+      <w:r>
+        <w:t xml:space="preserve"> </w:t>
+      </w:r>
+      <w:r>
+        <w:t xml:space="preserve">-</w:t>
+      </w:r>
+      <w:r>
+        <w:t xml:space="preserve"> </w:t>
+      </w:r>
+      <w:r>
+        <w:rPr>
+          <w:b/>
+        </w:rPr>
+        <w:t xml:space="preserve">Repo went public.</w:t>
+      </w:r>
+      <w:r>
+        <w:t xml:space="preserve"> </w:t>
+      </w:r>
+      <w:r>
+        <w:t xml:space="preserve">Eliminated the entire auth flow (SSH keys, PATs, collaborator invites) for cloning, installing, and updating across machines.</w:t>
+      </w:r>
+      <w:r>
+        <w:t xml:space="preserve"> </w:t>
+      </w:r>
+      <w:r>
+        <w:t xml:space="preserve">-</w:t>
+      </w:r>
+      <w:r>
+        <w:t xml:space="preserve"> </w:t>
+      </w:r>
+      <w:r>
+        <w:rPr>
+          <w:b/>
+        </w:rPr>
+        <w:t xml:space="preserve">README.md rewritten</w:t>
+      </w:r>
+      <w:r>
+        <w:t xml:space="preserve"> </w:t>
+      </w:r>
+      <w:r>
+        <w:t xml:space="preserve">as a 30-second-install landing page with current layout (no more outdated</w:t>
+      </w:r>
+      <w:r>
+        <w:t xml:space="preserve"> </w:t>
+      </w:r>
+      <w:r>
+        <w:rPr>
+          <w:rStyle w:val="VerbatimChar"/>
+        </w:rPr>
+        <w:t xml:space="preserve">marketplace/</w:t>
+      </w:r>
+      <w:r>
+        <w:t xml:space="preserve"> </w:t>
+      </w:r>
+      <w:r>
+        <w:t xml:space="preserve">path; reflects restructured root-level</w:t>
+      </w:r>
+      <w:r>
+        <w:t xml:space="preserve"> </w:t>
+      </w:r>
+      <w:r>
+        <w:rPr>
+          <w:rStyle w:val="VerbatimChar"/>
+        </w:rPr>
+        <w:t xml:space="preserve">.claude-plugin/</w:t>
+      </w:r>
+      <w:r>
+        <w:t xml:space="preserve">).</w:t>
+      </w:r>
+      <w:r>
+        <w:t xml:space="preserve"> </w:t>
+      </w:r>
+      <w:r>
+        <w:t xml:space="preserve">-</w:t>
+      </w:r>
+      <w:r>
+        <w:t xml:space="preserve"> </w:t>
+      </w:r>
+      <w:r>
+        <w:rPr>
+          <w:b/>
+        </w:rPr>
+        <w:t xml:space="preserve">INSTALL.md rewritten</w:t>
+      </w:r>
+      <w:r>
+        <w:t xml:space="preserve"> </w:t>
+      </w:r>
+      <w:r>
+        <w:t xml:space="preserve">around the simple case first, with per-OS notes (macOS / Linux / Windows-Git-Bash) and a focused troubleshooting section covering: pasted-too-many-plugin-installs, stale</w:t>
+      </w:r>
+      <w:r>
+        <w:t xml:space="preserve"> </w:t>
+      </w:r>
+      <w:r>
+        <w:rPr>
+          <w:rStyle w:val="VerbatimChar"/>
+        </w:rPr>
+        <w:t xml:space="preserve">claude</w:t>
+      </w:r>
+      <w:r>
+        <w:t xml:space="preserve"> </w:t>
+      </w:r>
+      <w:r>
+        <w:t xml:space="preserve">npm install, macOS Homebrew startup error, zsh</w:t>
+      </w:r>
+      <w:r>
+        <w:t xml:space="preserve"> </w:t>
+      </w:r>
+      <w:r>
+        <w:rPr>
+          <w:rStyle w:val="VerbatimChar"/>
+        </w:rPr>
+        <w:t xml:space="preserve">bad pattern: #</w:t>
+      </w:r>
+      <w:r>
+        <w:t xml:space="preserve">, Windows WSL routing in PowerShell, Windows Python 3 detection, OneDrive lock files, fresh-machine auth, and false-positive comment-policy bypasses.</w:t>
       </w:r>
     </w:p>
     <w:p>

--- a/docs/REQUIREMENTS_SPEC.docx
+++ b/docs/REQUIREMENTS_SPEC.docx
@@ -43,7 +43,7 @@
         <w:pStyle w:val="FirstParagraph"/>
       </w:pPr>
       <w:r>
-        <w:t xml:space="preserve">Version 3.2.1 · Updated 2026-05-24 · Author: Valverde · Supersedes</w:t>
+        <w:t xml:space="preserve">Version 3.2.2 · Updated 2026-05-24 · Author: Valverde · Supersedes</w:t>
       </w:r>
       <w:r>
         <w:t xml:space="preserve"> </w:t>
@@ -61,7 +61,199 @@
         <w:t xml:space="preserve"> </w:t>
       </w:r>
       <w:r>
-        <w:t xml:space="preserve">+ v1, v2, v3.0, v3.1, v3.2.0 of this spec</w:t>
+        <w:t xml:space="preserve">+ v1, v2, v3.0, v3.1, v3.2.0, v3.2.1 of this spec</w:t>
+      </w:r>
+    </w:p>
+    <w:p>
+      <w:pPr>
+        <w:pStyle w:val="BodyText"/>
+      </w:pPr>
+      <w:r>
+        <w:rPr>
+          <w:b/>
+        </w:rPr>
+        <w:t xml:space="preserve">v3.2.2 changes summary (post-3.2.1 honesty + dependency hygiene):</w:t>
+      </w:r>
+      <w:r>
+        <w:t xml:space="preserve"> </w:t>
+      </w:r>
+      <w:r>
+        <w:t xml:space="preserve">-</w:t>
+      </w:r>
+      <w:r>
+        <w:t xml:space="preserve"> </w:t>
+      </w:r>
+      <w:r>
+        <w:rPr>
+          <w:rStyle w:val="VerbatimChar"/>
+          <w:b/>
+        </w:rPr>
+        <w:t xml:space="preserve">/cco-update</w:t>
+      </w:r>
+      <w:r>
+        <w:rPr>
+          <w:b/>
+        </w:rPr>
+        <w:t xml:space="preserve"> </w:t>
+      </w:r>
+      <w:r>
+        <w:rPr>
+          <w:b/>
+        </w:rPr>
+        <w:t xml:space="preserve">reframed as verifier-only.</w:t>
+      </w:r>
+      <w:r>
+        <w:t xml:space="preserve"> </w:t>
+      </w:r>
+      <w:r>
+        <w:t xml:space="preserve">Discovered after shipping v3.2.1 that Claude cannot programmatically invoke Claude Code’s built-in slash-commands (</w:t>
+      </w:r>
+      <w:r>
+        <w:rPr>
+          <w:rStyle w:val="VerbatimChar"/>
+        </w:rPr>
+        <w:t xml:space="preserve">/plugin marketplace update</w:t>
+      </w:r>
+      <w:r>
+        <w:t xml:space="preserve">,</w:t>
+      </w:r>
+      <w:r>
+        <w:t xml:space="preserve"> </w:t>
+      </w:r>
+      <w:r>
+        <w:rPr>
+          <w:rStyle w:val="VerbatimChar"/>
+        </w:rPr>
+        <w:t xml:space="preserve">/plugin update</w:t>
+      </w:r>
+      <w:r>
+        <w:t xml:space="preserve">) from inside a custom slash-command. The command now honestly describes what it does: read the installed plugin version, the local marketplace HEAD, and the GitHub remote; produce a comparison table; and tell the user the exact commands to run if out of date. No more pretending to be a one-step shortcut. The verification report it produces is still useful (Claude confirms three pointers align).</w:t>
+      </w:r>
+      <w:r>
+        <w:t xml:space="preserve"> </w:t>
+      </w:r>
+      <w:r>
+        <w:t xml:space="preserve">-</w:t>
+      </w:r>
+      <w:r>
+        <w:t xml:space="preserve"> </w:t>
+      </w:r>
+      <w:r>
+        <w:rPr>
+          <w:b/>
+        </w:rPr>
+        <w:t xml:space="preserve">CI:</w:t>
+      </w:r>
+      <w:r>
+        <w:rPr>
+          <w:b/>
+        </w:rPr>
+        <w:t xml:space="preserve"> </w:t>
+      </w:r>
+      <w:r>
+        <w:rPr>
+          <w:rStyle w:val="VerbatimChar"/>
+          <w:b/>
+        </w:rPr>
+        <w:t xml:space="preserve">actions/checkout</w:t>
+      </w:r>
+      <w:r>
+        <w:rPr>
+          <w:b/>
+        </w:rPr>
+        <w:t xml:space="preserve"> </w:t>
+      </w:r>
+      <w:r>
+        <w:rPr>
+          <w:b/>
+        </w:rPr>
+        <w:t xml:space="preserve">bumped v4 → v5</w:t>
+      </w:r>
+      <w:r>
+        <w:t xml:space="preserve"> </w:t>
+      </w:r>
+      <w:r>
+        <w:t xml:space="preserve">in</w:t>
+      </w:r>
+      <w:r>
+        <w:t xml:space="preserve"> </w:t>
+      </w:r>
+      <w:r>
+        <w:rPr>
+          <w:rStyle w:val="VerbatimChar"/>
+        </w:rPr>
+        <w:t xml:space="preserve">.github/workflows/auto-tag.yml</w:t>
+      </w:r>
+      <w:r>
+        <w:t xml:space="preserve">. Silences the Node 20 deprecation warning. No functional change.</w:t>
+      </w:r>
+      <w:r>
+        <w:t xml:space="preserve"> </w:t>
+      </w:r>
+      <w:r>
+        <w:t xml:space="preserve">-</w:t>
+      </w:r>
+      <w:r>
+        <w:t xml:space="preserve"> </w:t>
+      </w:r>
+      <w:r>
+        <w:rPr>
+          <w:rStyle w:val="VerbatimChar"/>
+          <w:b/>
+        </w:rPr>
+        <w:t xml:space="preserve">.gitignore</w:t>
+      </w:r>
+      <w:r>
+        <w:rPr>
+          <w:b/>
+        </w:rPr>
+        <w:t xml:space="preserve">: added</w:t>
+      </w:r>
+      <w:r>
+        <w:rPr>
+          <w:b/>
+        </w:rPr>
+        <w:t xml:space="preserve"> </w:t>
+      </w:r>
+      <w:r>
+        <w:rPr>
+          <w:rStyle w:val="VerbatimChar"/>
+          <w:b/>
+        </w:rPr>
+        <w:t xml:space="preserve">.claude/</w:t>
+      </w:r>
+      <w:r>
+        <w:t xml:space="preserve"> </w:t>
+      </w:r>
+      <w:r>
+        <w:t xml:space="preserve">— local Claude Code session state (</w:t>
+      </w:r>
+      <w:r>
+        <w:rPr>
+          <w:rStyle w:val="VerbatimChar"/>
+        </w:rPr>
+        <w:t xml:space="preserve">settings.local.json</w:t>
+      </w:r>
+      <w:r>
+        <w:t xml:space="preserve"> </w:t>
+      </w:r>
+      <w:r>
+        <w:t xml:space="preserve">etc.) that appears when this repo is opened in Claude Code. Distinct from the plugin’s</w:t>
+      </w:r>
+      <w:r>
+        <w:t xml:space="preserve"> </w:t>
+      </w:r>
+      <w:r>
+        <w:rPr>
+          <w:rStyle w:val="VerbatimChar"/>
+        </w:rPr>
+        <w:t xml:space="preserve">.claude-plugin/</w:t>
+      </w:r>
+      <w:r>
+        <w:t xml:space="preserve"> </w:t>
+      </w:r>
+      <w:r>
+        <w:t xml:space="preserve">(which is and should remain committed).</w:t>
       </w:r>
     </w:p>
     <w:p>

--- a/docs/REQUIREMENTS_SPEC.docx
+++ b/docs/REQUIREMENTS_SPEC.docx
@@ -43,7 +43,7 @@
         <w:pStyle w:val="FirstParagraph"/>
       </w:pPr>
       <w:r>
-        <w:t xml:space="preserve">Version 3.2.2 · Updated 2026-05-24 · Author: Valverde · Supersedes</w:t>
+        <w:t xml:space="preserve">Version 3.2.3 · Updated 2026-05-24 · Author: Valverde · Supersedes</w:t>
       </w:r>
       <w:r>
         <w:t xml:space="preserve"> </w:t>
@@ -61,7 +61,327 @@
         <w:t xml:space="preserve"> </w:t>
       </w:r>
       <w:r>
-        <w:t xml:space="preserve">+ v1, v2, v3.0, v3.1, v3.2.0, v3.2.1 of this spec</w:t>
+        <w:t xml:space="preserve">+ v1, v2, v3.0, v3.1, v3.2.0, v3.2.1, v3.2.2 of this spec</w:t>
+      </w:r>
+    </w:p>
+    <w:p>
+      <w:pPr>
+        <w:pStyle w:val="BodyText"/>
+      </w:pPr>
+      <w:r>
+        <w:rPr>
+          <w:b/>
+        </w:rPr>
+        <w:t xml:space="preserve">v3.2.3 changes summary (documentation correctness + standard files):</w:t>
+      </w:r>
+      <w:r>
+        <w:t xml:space="preserve"> </w:t>
+      </w:r>
+      <w:r>
+        <w:t xml:space="preserve">-</w:t>
+      </w:r>
+      <w:r>
+        <w:t xml:space="preserve"> </w:t>
+      </w:r>
+      <w:r>
+        <w:rPr>
+          <w:b/>
+        </w:rPr>
+        <w:t xml:space="preserve">README.md + INSTALL.md</w:t>
+      </w:r>
+      <w:r>
+        <w:t xml:space="preserve"> </w:t>
+      </w:r>
+      <w:r>
+        <w:t xml:space="preserve">updated to honestly describe</w:t>
+      </w:r>
+      <w:r>
+        <w:t xml:space="preserve"> </w:t>
+      </w:r>
+      <w:r>
+        <w:rPr>
+          <w:rStyle w:val="VerbatimChar"/>
+        </w:rPr>
+        <w:t xml:space="preserve">/cco-update</w:t>
+      </w:r>
+      <w:r>
+        <w:t xml:space="preserve"> </w:t>
+      </w:r>
+      <w:r>
+        <w:t xml:space="preserve">as a verifier (per the v3.2.2 reframing). Both files previously still claimed it was a one-step shortcut, which was wrong. README’s</w:t>
+      </w:r>
+      <w:r>
+        <w:t xml:space="preserve"> </w:t>
+      </w:r>
+      <w:r>
+        <w:t xml:space="preserve">“</w:t>
+      </w:r>
+      <w:r>
+        <w:t xml:space="preserve">Updating</w:t>
+      </w:r>
+      <w:r>
+        <w:t xml:space="preserve">”</w:t>
+      </w:r>
+      <w:r>
+        <w:t xml:space="preserve"> </w:t>
+      </w:r>
+      <w:r>
+        <w:t xml:space="preserve">section now leads with the manual two-step</w:t>
+      </w:r>
+      <w:r>
+        <w:t xml:space="preserve"> </w:t>
+      </w:r>
+      <w:r>
+        <w:rPr>
+          <w:rStyle w:val="VerbatimChar"/>
+        </w:rPr>
+        <w:t xml:space="preserve">/plugin marketplace update</w:t>
+      </w:r>
+      <w:r>
+        <w:t xml:space="preserve"> </w:t>
+      </w:r>
+      <w:r>
+        <w:t xml:space="preserve">+</w:t>
+      </w:r>
+      <w:r>
+        <w:t xml:space="preserve"> </w:t>
+      </w:r>
+      <w:r>
+        <w:rPr>
+          <w:rStyle w:val="VerbatimChar"/>
+        </w:rPr>
+        <w:t xml:space="preserve">/plugin update</w:t>
+      </w:r>
+      <w:r>
+        <w:t xml:space="preserve"> </w:t>
+      </w:r>
+      <w:r>
+        <w:t xml:space="preserve">flow, then mentions</w:t>
+      </w:r>
+      <w:r>
+        <w:t xml:space="preserve"> </w:t>
+      </w:r>
+      <w:r>
+        <w:rPr>
+          <w:rStyle w:val="VerbatimChar"/>
+        </w:rPr>
+        <w:t xml:space="preserve">/cco-update</w:t>
+      </w:r>
+      <w:r>
+        <w:t xml:space="preserve"> </w:t>
+      </w:r>
+      <w:r>
+        <w:t xml:space="preserve">as the optional verification step. INSTALL.md §5 (Updating) does the same and adds the fallback re-install sequence for cases where the local-path marketplace doesn’t sync content. INSTALL.md §9 (Multi-machine setup) corrected from</w:t>
+      </w:r>
+      <w:r>
+        <w:t xml:space="preserve"> </w:t>
+      </w:r>
+      <w:r>
+        <w:t xml:space="preserve">“</w:t>
+      </w:r>
+      <w:r>
+        <w:t xml:space="preserve">To pull updates later:</w:t>
+      </w:r>
+      <w:r>
+        <w:t xml:space="preserve"> </w:t>
+      </w:r>
+      <w:r>
+        <w:rPr>
+          <w:rStyle w:val="VerbatimChar"/>
+        </w:rPr>
+        <w:t xml:space="preserve">/cco-update</w:t>
+      </w:r>
+      <w:r>
+        <w:t xml:space="preserve">.</w:t>
+      </w:r>
+      <w:r>
+        <w:t xml:space="preserve">”</w:t>
+      </w:r>
+      <w:r>
+        <w:t xml:space="preserve"> </w:t>
+      </w:r>
+      <w:r>
+        <w:t xml:space="preserve">to point at the actual update commands.</w:t>
+      </w:r>
+      <w:r>
+        <w:t xml:space="preserve"> </w:t>
+      </w:r>
+      <w:r>
+        <w:t xml:space="preserve">-</w:t>
+      </w:r>
+      <w:r>
+        <w:t xml:space="preserve"> </w:t>
+      </w:r>
+      <w:r>
+        <w:rPr>
+          <w:rStyle w:val="VerbatimChar"/>
+          <w:b/>
+        </w:rPr>
+        <w:t xml:space="preserve">plugins/claude-code-orchestration/reference/README.md</w:t>
+      </w:r>
+      <w:r>
+        <w:t xml:space="preserve"> </w:t>
+      </w:r>
+      <w:r>
+        <w:t xml:space="preserve">fixed broken cross-reference: previously pointed at</w:t>
+      </w:r>
+      <w:r>
+        <w:t xml:space="preserve"> </w:t>
+      </w:r>
+      <w:r>
+        <w:t xml:space="preserve">“</w:t>
+      </w:r>
+      <w:r>
+        <w:t xml:space="preserve">INSTALL.md §3.1</w:t>
+      </w:r>
+      <w:r>
+        <w:t xml:space="preserve">”</w:t>
+      </w:r>
+      <w:r>
+        <w:t xml:space="preserve"> </w:t>
+      </w:r>
+      <w:r>
+        <w:t xml:space="preserve">which no longer exists after the v3.2.1 INSTALL.md rewrite; now correctly points at §4 (</w:t>
+      </w:r>
+      <w:r>
+        <w:t xml:space="preserve">“</w:t>
+      </w:r>
+      <w:r>
+        <w:t xml:space="preserve">Recommended companion plugins</w:t>
+      </w:r>
+      <w:r>
+        <w:t xml:space="preserve">”</w:t>
+      </w:r>
+      <w:r>
+        <w:t xml:space="preserve">). Also corrected the</w:t>
+      </w:r>
+      <w:r>
+        <w:t xml:space="preserve"> </w:t>
+      </w:r>
+      <w:r>
+        <w:rPr>
+          <w:rStyle w:val="VerbatimChar"/>
+        </w:rPr>
+        <w:t xml:space="preserve">plugin.json</w:t>
+      </w:r>
+      <w:r>
+        <w:t xml:space="preserve"> </w:t>
+      </w:r>
+      <w:r>
+        <w:t xml:space="preserve">field name from</w:t>
+      </w:r>
+      <w:r>
+        <w:t xml:space="preserve"> </w:t>
+      </w:r>
+      <w:r>
+        <w:rPr>
+          <w:rStyle w:val="VerbatimChar"/>
+        </w:rPr>
+        <w:t xml:space="preserve">_recommendedPlugins</w:t>
+      </w:r>
+      <w:r>
+        <w:t xml:space="preserve"> </w:t>
+      </w:r>
+      <w:r>
+        <w:t xml:space="preserve">to</w:t>
+      </w:r>
+      <w:r>
+        <w:t xml:space="preserve"> </w:t>
+      </w:r>
+      <w:r>
+        <w:rPr>
+          <w:rStyle w:val="VerbatimChar"/>
+        </w:rPr>
+        <w:t xml:space="preserve">_recommendedPluginsSource</w:t>
+      </w:r>
+      <w:r>
+        <w:t xml:space="preserve"> </w:t>
+      </w:r>
+      <w:r>
+        <w:t xml:space="preserve">to match the actual field.</w:t>
+      </w:r>
+      <w:r>
+        <w:t xml:space="preserve"> </w:t>
+      </w:r>
+      <w:r>
+        <w:t xml:space="preserve">-</w:t>
+      </w:r>
+      <w:r>
+        <w:t xml:space="preserve"> </w:t>
+      </w:r>
+      <w:r>
+        <w:rPr>
+          <w:rStyle w:val="VerbatimChar"/>
+          <w:b/>
+        </w:rPr>
+        <w:t xml:space="preserve">LICENSE</w:t>
+      </w:r>
+      <w:r>
+        <w:t xml:space="preserve"> </w:t>
+      </w:r>
+      <w:r>
+        <w:t xml:space="preserve">added at repo root (standard MIT). Closes the legal-ambiguity gap of having a public repo with</w:t>
+      </w:r>
+      <w:r>
+        <w:t xml:space="preserve"> </w:t>
+      </w:r>
+      <w:r>
+        <w:rPr>
+          <w:rStyle w:val="VerbatimChar"/>
+        </w:rPr>
+        <w:t xml:space="preserve">"license": "MIT"</w:t>
+      </w:r>
+      <w:r>
+        <w:t xml:space="preserve"> </w:t>
+      </w:r>
+      <w:r>
+        <w:t xml:space="preserve">declared in</w:t>
+      </w:r>
+      <w:r>
+        <w:t xml:space="preserve"> </w:t>
+      </w:r>
+      <w:r>
+        <w:rPr>
+          <w:rStyle w:val="VerbatimChar"/>
+        </w:rPr>
+        <w:t xml:space="preserve">plugin.json</w:t>
+      </w:r>
+      <w:r>
+        <w:t xml:space="preserve"> </w:t>
+      </w:r>
+      <w:r>
+        <w:t xml:space="preserve">but no actual LICENSE file alongside.</w:t>
+      </w:r>
+      <w:r>
+        <w:t xml:space="preserve"> </w:t>
+      </w:r>
+      <w:r>
+        <w:t xml:space="preserve">-</w:t>
+      </w:r>
+      <w:r>
+        <w:t xml:space="preserve"> </w:t>
+      </w:r>
+      <w:r>
+        <w:rPr>
+          <w:rStyle w:val="VerbatimChar"/>
+          <w:b/>
+        </w:rPr>
+        <w:t xml:space="preserve">CHANGELOG.md</w:t>
+      </w:r>
+      <w:r>
+        <w:t xml:space="preserve"> </w:t>
+      </w:r>
+      <w:r>
+        <w:t xml:space="preserve">added at repo root in Keep-a-Changelog format. Version history was previously only buried in this spec (</w:t>
+      </w:r>
+      <w:r>
+        <w:rPr>
+          <w:rStyle w:val="VerbatimChar"/>
+        </w:rPr>
+        <w:t xml:space="preserve">REQUIREMENTS_SPEC.md</w:t>
+      </w:r>
+      <w:r>
+        <w:t xml:space="preserve">) under nested headers; the changelog is now a discoverable at-a-glance index at the repo root. The full rationale + section-by-section detail for each version still lives in this spec.</w:t>
       </w:r>
     </w:p>
     <w:p>
